--- a/Programacion II/Kit docente/Clase 11/Solucion Taller Clase 11 - VetCare.docx
+++ b/Programacion II/Kit docente/Clase 11/Solucion Taller Clase 11 - VetCare.docx
@@ -132,7 +132,7 @@
           <w:color w:val="2B2B2B"/>
           <w:sz w:val="22"/>
         </w:rPr>
-        <w:t>Paso 5. Reescribir el tono y priorizar. Se toma un comentario real y agresivo, por ejemplo 'este código es un desastre, no se entiende nada', y se convierte en un hallazgo concreto: 'Evidencia: el método proceso() de VetCareParaRevisar.java recibe cinco parámetros llamados a, b, c, d, e. Impacto: quien lo llame no sabe cuál es la especie y cuál la cédula, y basta invertir dos argumentos para registrar a Firulais como especie 1144556677. Sugerencia: recibir un objeto Mascota o renombrar los parámetros a nombre, especie, edad y cedulaDueno'. Finalmente se ordena el informe: primero los dos bloqueantes, después los mayores (catch vacío y validación de edad) y de últimos los menores; se entrega en una página y el equipo autor responde con su plan de corrección.</w:t>
+        <w:t>Paso 5. Reescribir el tono y priorizar. Se toma un comentario real y agresivo, por ejemplo 'este código es un desastre, no se entiende nada', y se convierte en un hallazgo concreto: 'Evidencia: el método proceso() de VetCareParaRevisar.java recibe cinco parámetros llamados a, b, c, d, e. Impacto: quien lo llame no sabe cuál es la especie y cuál la cédula, y basta invertir dos argumentos para registrar a Firulais como especie 1144556677. Sugerencia: recibir un objeto Mascota o renombrar los parámetros a nombre, especie, edad y cedulaDueno'. Finalmente se ordena el informe: primero los dos bloqueantes, después los mayores (catch vacío y validación de edad) y de últimos los menores; se entrega en una página y el autor del proyecto responde con su plan de corrección.</w:t>
       </w:r>
     </w:p>
     <w:p>

--- a/Programacion II/Kit docente/Clase 11/Solucion Taller Clase 11 - VetCare.docx
+++ b/Programacion II/Kit docente/Clase 11/Solucion Taller Clase 11 - VetCare.docx
@@ -206,7 +206,7 @@
           <w:color w:val="2B2B2B"/>
           <w:sz w:val="22"/>
         </w:rPr>
-        <w:t>[ ] Plan de corrección del equipo autor con decisión y responsable por hallazgo (2)</w:t>
+        <w:t>[ ] Plan de corrección del autor del proyecto con decisión y responsable por hallazgo (2)</w:t>
       </w:r>
     </w:p>
     <w:p>
@@ -250,7 +250,7 @@
           <w:color w:val="2B2B2B"/>
           <w:sz w:val="22"/>
         </w:rPr>
-        <w:t>Redactar sobre la persona ('no saben programar', 'les quedó muy mal hecho') en vez de sobre el código, con lo cual el equipo autor se pone a la defensiva y no corrige nada.</w:t>
+        <w:t>Redactar sobre la persona ('no sabe programar', 'le quedó muy mal hecho') en vez de sobre el código, con lo cual el autor se pone a la defensiva y no corrige nada.</w:t>
       </w:r>
     </w:p>
     <w:p>
@@ -265,7 +265,7 @@
           <w:color w:val="2B2B2B"/>
           <w:sz w:val="22"/>
         </w:rPr>
-        <w:t>Entregar treinta comentarios sin priorizar y todos del mismo peso, mezclando un catch vacío que pierde datos con una línea en blanco de más; el equipo autor no sabe por dónde empezar y termina no atendiendo ninguno.</w:t>
+        <w:t>Entregar treinta comentarios sin priorizar y todos del mismo peso, mezclando un catch vacío que pierde datos con una línea en blanco de más; el autor no sabe por dónde empezar y termina no atendiendo ninguno.</w:t>
       </w:r>
     </w:p>
     <w:sectPr>
